--- a/Üzemeltetési dokumentáció.docx
+++ b/Üzemeltetési dokumentáció.docx
@@ -109,7 +109,23 @@
           <w:sz w:val="24"/>
           <w:szCs w:val="24"/>
         </w:rPr>
-        <w:t>A feltöltött xampp.zip mappát másolja</w:t>
+        <w:t xml:space="preserve">A </w:t>
+      </w:r>
+      <w:r>
+        <w:rPr>
+          <w:rFonts w:ascii="Times New Roman" w:hAnsi="Times New Roman" w:cs="Times New Roman"/>
+          <w:sz w:val="24"/>
+          <w:szCs w:val="24"/>
+        </w:rPr>
+        <w:t>beadott</w:t>
+      </w:r>
+      <w:r>
+        <w:rPr>
+          <w:rFonts w:ascii="Times New Roman" w:hAnsi="Times New Roman" w:cs="Times New Roman"/>
+          <w:sz w:val="24"/>
+          <w:szCs w:val="24"/>
+        </w:rPr>
+        <w:t xml:space="preserve"> xampp.zip mappát másolja</w:t>
       </w:r>
       <w:r>
         <w:rPr>
@@ -137,17 +153,19 @@
       </w:r>
       <w:r>
         <w:rPr>
-          <w:rFonts w:ascii="Times New Roman" w:hAnsi="Times New Roman" w:cs="Times New Roman"/>
-          <w:sz w:val="24"/>
-          <w:szCs w:val="24"/>
+          <w:rFonts w:ascii="Courier New" w:hAnsi="Courier New" w:cs="Courier New"/>
+          <w:sz w:val="24"/>
+          <w:szCs w:val="24"/>
+          <w:highlight w:val="lightGray"/>
         </w:rPr>
         <w:t>C:</w:t>
       </w:r>
       <w:r>
         <w:rPr>
-          <w:rFonts w:ascii="Times New Roman" w:hAnsi="Times New Roman" w:cs="Times New Roman"/>
-          <w:sz w:val="24"/>
-          <w:szCs w:val="24"/>
+          <w:rFonts w:ascii="Courier New" w:hAnsi="Courier New" w:cs="Courier New"/>
+          <w:sz w:val="24"/>
+          <w:szCs w:val="24"/>
+          <w:highlight w:val="lightGray"/>
         </w:rPr>
         <w:t>\</w:t>
       </w:r>
@@ -190,7 +208,24 @@
           <w:sz w:val="24"/>
           <w:szCs w:val="24"/>
         </w:rPr>
-        <w:t xml:space="preserve"> mappában indítsa el a xampp-config.exe fájlt</w:t>
+        <w:t xml:space="preserve"> mappában indítsa el a </w:t>
+      </w:r>
+      <w:r>
+        <w:rPr>
+          <w:rFonts w:ascii="Courier New" w:hAnsi="Courier New" w:cs="Courier New"/>
+          <w:sz w:val="24"/>
+          <w:szCs w:val="24"/>
+          <w:highlight w:val="lightGray"/>
+        </w:rPr>
+        <w:t>xampp-config.exe</w:t>
+      </w:r>
+      <w:r>
+        <w:rPr>
+          <w:rFonts w:ascii="Times New Roman" w:hAnsi="Times New Roman" w:cs="Times New Roman"/>
+          <w:sz w:val="24"/>
+          <w:szCs w:val="24"/>
+        </w:rPr>
+        <w:t xml:space="preserve"> fájlt</w:t>
       </w:r>
     </w:p>
     <w:p>
@@ -435,17 +470,19 @@
       </w:r>
       <w:r>
         <w:rPr>
-          <w:rFonts w:ascii="Times New Roman" w:hAnsi="Times New Roman" w:cs="Times New Roman"/>
-          <w:sz w:val="24"/>
-          <w:szCs w:val="24"/>
+          <w:rFonts w:ascii="Courier New" w:hAnsi="Courier New" w:cs="Courier New"/>
+          <w:sz w:val="24"/>
+          <w:szCs w:val="24"/>
+          <w:highlight w:val="lightGray"/>
         </w:rPr>
         <w:t>C:\xampp\htdocs\Vizsgaremek</w:t>
       </w:r>
       <w:r>
         <w:rPr>
-          <w:rFonts w:ascii="Times New Roman" w:hAnsi="Times New Roman" w:cs="Times New Roman"/>
-          <w:sz w:val="24"/>
-          <w:szCs w:val="24"/>
+          <w:rFonts w:ascii="Courier New" w:hAnsi="Courier New" w:cs="Courier New"/>
+          <w:sz w:val="24"/>
+          <w:szCs w:val="24"/>
+          <w:highlight w:val="lightGray"/>
         </w:rPr>
         <w:t>\bufe.sql</w:t>
       </w:r>
@@ -494,23 +531,43 @@
           <w:sz w:val="24"/>
           <w:szCs w:val="24"/>
         </w:rPr>
-        <w:t xml:space="preserve">-t : </w:t>
+        <w:t>-</w:t>
+      </w:r>
+      <w:proofErr w:type="gramStart"/>
+      <w:r>
+        <w:rPr>
+          <w:rFonts w:ascii="Times New Roman" w:hAnsi="Times New Roman" w:cs="Times New Roman"/>
+          <w:sz w:val="24"/>
+          <w:szCs w:val="24"/>
+        </w:rPr>
+        <w:t>t :</w:t>
+      </w:r>
+      <w:proofErr w:type="gramEnd"/>
+      <w:r>
+        <w:rPr>
+          <w:rFonts w:ascii="Times New Roman" w:hAnsi="Times New Roman" w:cs="Times New Roman"/>
+          <w:sz w:val="24"/>
+          <w:szCs w:val="24"/>
+        </w:rPr>
+        <w:t xml:space="preserve"> </w:t>
       </w:r>
       <w:proofErr w:type="spellStart"/>
       <w:r>
         <w:rPr>
-          <w:rFonts w:ascii="Times New Roman" w:hAnsi="Times New Roman" w:cs="Times New Roman"/>
-          <w:sz w:val="24"/>
-          <w:szCs w:val="24"/>
+          <w:rFonts w:ascii="Courier New" w:hAnsi="Courier New" w:cs="Courier New"/>
+          <w:sz w:val="24"/>
+          <w:szCs w:val="24"/>
+          <w:highlight w:val="lightGray"/>
         </w:rPr>
         <w:t>localhost</w:t>
       </w:r>
       <w:proofErr w:type="spellEnd"/>
       <w:r>
         <w:rPr>
-          <w:rFonts w:ascii="Times New Roman" w:hAnsi="Times New Roman" w:cs="Times New Roman"/>
-          <w:sz w:val="24"/>
-          <w:szCs w:val="24"/>
+          <w:rFonts w:ascii="Courier New" w:hAnsi="Courier New" w:cs="Courier New"/>
+          <w:sz w:val="24"/>
+          <w:szCs w:val="24"/>
+          <w:highlight w:val="lightGray"/>
         </w:rPr>
         <w:t>/Vizsgaremek/login/login.html</w:t>
       </w:r>
@@ -725,6 +782,26 @@
         <w:spacing w:line="360" w:lineRule="auto"/>
         <w:rPr>
           <w:rFonts w:ascii="Times New Roman" w:hAnsi="Times New Roman" w:cs="Times New Roman"/>
+          <w:sz w:val="24"/>
+          <w:szCs w:val="24"/>
+        </w:rPr>
+      </w:pPr>
+    </w:p>
+    <w:p>
+      <w:pPr>
+        <w:spacing w:line="360" w:lineRule="auto"/>
+        <w:rPr>
+          <w:rFonts w:ascii="Times New Roman" w:hAnsi="Times New Roman" w:cs="Times New Roman"/>
+          <w:sz w:val="24"/>
+          <w:szCs w:val="24"/>
+        </w:rPr>
+      </w:pPr>
+    </w:p>
+    <w:p>
+      <w:pPr>
+        <w:spacing w:line="360" w:lineRule="auto"/>
+        <w:rPr>
+          <w:rFonts w:ascii="Times New Roman" w:hAnsi="Times New Roman" w:cs="Times New Roman"/>
           <w:sz w:val="30"/>
           <w:szCs w:val="30"/>
           <w:u w:val="single"/>
@@ -737,6 +814,7 @@
           <w:szCs w:val="30"/>
           <w:u w:val="single"/>
         </w:rPr>
+        <w:lastRenderedPageBreak/>
         <w:t>Fontos!</w:t>
       </w:r>
     </w:p>
